--- a/downloads/documents/05 Materials/Unit 03/Slides/Slides 03.06 - Peer Influence Pressure and Refusal Skills.docx
+++ b/downloads/documents/05 Materials/Unit 03/Slides/Slides 03.06 - Peer Influence Pressure and Refusal Skills.docx
@@ -441,7 +441,7 @@
         <w:pStyle w:val="Compact"/>
       </w:pPr>
       <w:r>
-        <w:t xml:space="preserve">Walk the five steps: name the choice, list options, weigh each against what matters, decide, look back</w:t>
+        <w:t xml:space="preserve">Use the five steps: name the choice, list options, weigh each option against what matters, decide, look back</w:t>
       </w:r>
     </w:p>
     <w:p>
@@ -547,7 +547,7 @@
         <w:pStyle w:val="Compact"/>
       </w:pPr>
       <w:r>
-        <w:t xml:space="preserve">For each: positive or negative? Direct or indirect? Two possible outcomes</w:t>
+        <w:t xml:space="preserve">For each card: positive or negative? Direct or indirect? Two possible outcomes (things that could happen next)</w:t>
       </w:r>
     </w:p>
     <w:p>
@@ -885,7 +885,7 @@
         <w:pStyle w:val="Compact"/>
       </w:pPr>
       <w:r>
-        <w:t xml:space="preserve">Walk away (a door). Leaving is a full sentence</w:t>
+        <w:t xml:space="preserve">Walk away (a door). You can just leave. That counts as a no</w:t>
       </w:r>
     </w:p>
     <w:p>
@@ -1155,7 +1155,7 @@
         <w:pStyle w:val="Compact"/>
       </w:pPr>
       <w:r>
-        <w:t xml:space="preserve">60 to 90 seconds. No real names. No real people. No substances. Nothing physical</w:t>
+        <w:t xml:space="preserve">60 to 90 seconds. No real names. No real people. No drugs, alcohol, or vaping. Nothing physical</w:t>
       </w:r>
     </w:p>
     <w:p>
@@ -1411,7 +1411,7 @@
         <w:pStyle w:val="Compact"/>
       </w:pPr>
       <w:r>
-        <w:t xml:space="preserve">Four steps, three of today’s best lines, one line on being the friend who pushes up</w:t>
+        <w:t xml:space="preserve">Include the four steps, three of today’s best lines, and one line on being the friend who pushes up</w:t>
       </w:r>
       <w:r>
         <w:t xml:space="preserve"> </w:t>
